--- a/Science Books/QED Course/Lesson 37 Quantizing the Electromagnetic Field.docx
+++ b/Science Books/QED Course/Lesson 37 Quantizing the Electromagnetic Field.docx
@@ -538,8 +538,41 @@
       </w:pPr>
       <m:oMathPara>
         <m:oMath>
+          <m:sSup>
+            <m:e>
+              <m:r>
+                <m:t xml:space="preserve">π</m:t>
+              </m:r>
+            </m:e>
+            <m:sup>
+              <m:r>
+                <m:t xml:space="preserve">0</m:t>
+              </m:r>
+            </m:sup>
+          </m:sSup>
           <m:r>
-            <m:t xml:space="preserve">π^0 = −F^(00) = 0</m:t>
+            <m:t xml:space="preserve">=</m:t>
+          </m:r>
+          <m:r>
+            <m:t xml:space="preserve">−</m:t>
+          </m:r>
+          <m:sSup>
+            <m:e>
+              <m:r>
+                <m:t xml:space="preserve">F</m:t>
+              </m:r>
+            </m:e>
+            <m:sup>
+              <m:r>
+                <m:t xml:space="preserve">00</m:t>
+              </m:r>
+            </m:sup>
+          </m:sSup>
+          <m:r>
+            <m:t xml:space="preserve">=</m:t>
+          </m:r>
+          <m:r>
+            <m:t xml:space="preserve">0</m:t>
           </m:r>
         </m:oMath>
       </m:oMathPara>
@@ -603,8 +636,102 @@
       </w:pPr>
       <m:oMathPara>
         <m:oMath>
+          <m:d>
+            <m:dPr/>
+            <m:e>
+              <m:sSubSup>
+                <m:e>
+                  <m:r>
+                    <m:t xml:space="preserve">∂</m:t>
+                  </m:r>
+                </m:e>
+                <m:sub>
+                  <m:r>
+                    <m:t xml:space="preserve">t</m:t>
+                  </m:r>
+                </m:sub>
+                <m:sup>
+                  <m:r>
+                    <m:t xml:space="preserve">2</m:t>
+                  </m:r>
+                </m:sup>
+              </m:sSubSup>
+              <m:r>
+                <m:t xml:space="preserve">−</m:t>
+              </m:r>
+              <m:sSup>
+                <m:e>
+                  <m:r>
+                    <m:t xml:space="preserve">∇</m:t>
+                  </m:r>
+                </m:e>
+                <m:sup>
+                  <m:r>
+                    <m:t xml:space="preserve">2</m:t>
+                  </m:r>
+                </m:sup>
+              </m:sSup>
+            </m:e>
+          </m:d>
           <m:r>
-            <m:t xml:space="preserve">(∂_t² − ∇²) A^i = 0,    ∇·A = 0,    A⁰ = 0</m:t>
+            <m:t xml:space="preserve"> </m:t>
+          </m:r>
+          <m:sSup>
+            <m:e>
+              <m:r>
+                <m:t xml:space="preserve">A</m:t>
+              </m:r>
+            </m:e>
+            <m:sup>
+              <m:r>
+                <m:t xml:space="preserve">i</m:t>
+              </m:r>
+            </m:sup>
+          </m:sSup>
+          <m:r>
+            <m:t xml:space="preserve">=</m:t>
+          </m:r>
+          <m:r>
+            <m:t xml:space="preserve">0</m:t>
+          </m:r>
+          <m:r>
+            <m:t xml:space="preserve">,</m:t>
+          </m:r>
+          <m:r>
+            <m:t xml:space="preserve">∇</m:t>
+          </m:r>
+          <m:r>
+            <m:t xml:space="preserve">·</m:t>
+          </m:r>
+          <m:r>
+            <m:t xml:space="preserve">A</m:t>
+          </m:r>
+          <m:r>
+            <m:t xml:space="preserve">=</m:t>
+          </m:r>
+          <m:r>
+            <m:t xml:space="preserve">0</m:t>
+          </m:r>
+          <m:r>
+            <m:t xml:space="preserve">,</m:t>
+          </m:r>
+          <m:sSup>
+            <m:e>
+              <m:r>
+                <m:t xml:space="preserve">A</m:t>
+              </m:r>
+            </m:e>
+            <m:sup>
+              <m:r>
+                <m:t xml:space="preserve">0</m:t>
+              </m:r>
+            </m:sup>
+          </m:sSup>
+          <m:r>
+            <m:t xml:space="preserve">=</m:t>
+          </m:r>
+          <m:r>
+            <m:t xml:space="preserve">0</m:t>
           </m:r>
         </m:oMath>
       </m:oMathPara>
@@ -634,8 +761,122 @@
       </w:pPr>
       <m:oMathPara>
         <m:oMath>
+          <m:sSub>
+            <m:e>
+              <m:r>
+                <m:t xml:space="preserve">ε</m:t>
+              </m:r>
+            </m:e>
+            <m:sub>
+              <m:r>
+                <m:t xml:space="preserve">λ</m:t>
+              </m:r>
+            </m:sub>
+          </m:sSub>
+          <m:d>
+            <m:dPr/>
+            <m:e>
+              <m:r>
+                <m:t xml:space="preserve">k</m:t>
+              </m:r>
+            </m:e>
+          </m:d>
           <m:r>
-            <m:t xml:space="preserve">ε_λ(k) · k = 0,    ε_λ(k) · ε_λ′(k) = δ_(λλ′),    λ, λ′ = 1, 2</m:t>
+            <m:t xml:space="preserve">·</m:t>
+          </m:r>
+          <m:r>
+            <m:t xml:space="preserve">k</m:t>
+          </m:r>
+          <m:r>
+            <m:t xml:space="preserve">=</m:t>
+          </m:r>
+          <m:r>
+            <m:t xml:space="preserve">0</m:t>
+          </m:r>
+          <m:r>
+            <m:t xml:space="preserve">,</m:t>
+          </m:r>
+          <m:sSub>
+            <m:e>
+              <m:r>
+                <m:t xml:space="preserve">ε</m:t>
+              </m:r>
+            </m:e>
+            <m:sub>
+              <m:r>
+                <m:t xml:space="preserve">λ</m:t>
+              </m:r>
+            </m:sub>
+          </m:sSub>
+          <m:d>
+            <m:dPr/>
+            <m:e>
+              <m:r>
+                <m:t xml:space="preserve">k</m:t>
+              </m:r>
+            </m:e>
+          </m:d>
+          <m:r>
+            <m:t xml:space="preserve">·</m:t>
+          </m:r>
+          <m:sSub>
+            <m:e>
+              <m:r>
+                <m:t xml:space="preserve">ε</m:t>
+              </m:r>
+            </m:e>
+            <m:sub>
+              <m:r>
+                <m:t xml:space="preserve">λ′</m:t>
+              </m:r>
+            </m:sub>
+          </m:sSub>
+          <m:d>
+            <m:dPr/>
+            <m:e>
+              <m:r>
+                <m:t xml:space="preserve">k</m:t>
+              </m:r>
+            </m:e>
+          </m:d>
+          <m:r>
+            <m:t xml:space="preserve">=</m:t>
+          </m:r>
+          <m:sSub>
+            <m:e>
+              <m:r>
+                <m:t xml:space="preserve">δ</m:t>
+              </m:r>
+            </m:e>
+            <m:sub>
+              <m:r>
+                <m:t xml:space="preserve">λλ′</m:t>
+              </m:r>
+            </m:sub>
+          </m:sSub>
+          <m:r>
+            <m:t xml:space="preserve">,</m:t>
+          </m:r>
+          <m:r>
+            <m:t xml:space="preserve">λ</m:t>
+          </m:r>
+          <m:r>
+            <m:t xml:space="preserve">,</m:t>
+          </m:r>
+          <m:r>
+            <m:t xml:space="preserve">λ′</m:t>
+          </m:r>
+          <m:r>
+            <m:t xml:space="preserve">=</m:t>
+          </m:r>
+          <m:r>
+            <m:t xml:space="preserve">1</m:t>
+          </m:r>
+          <m:r>
+            <m:t xml:space="preserve">,</m:t>
+          </m:r>
+          <m:r>
+            <m:t xml:space="preserve">2</m:t>
           </m:r>
         </m:oMath>
       </m:oMathPara>
@@ -681,8 +922,324 @@
       </w:pPr>
       <m:oMathPara>
         <m:oMath>
+          <m:sSup>
+            <m:e>
+              <m:r>
+                <m:t xml:space="preserve">A</m:t>
+              </m:r>
+            </m:e>
+            <m:sup>
+              <m:r>
+                <m:t xml:space="preserve">i</m:t>
+              </m:r>
+            </m:sup>
+          </m:sSup>
+          <m:d>
+            <m:dPr/>
+            <m:e>
+              <m:r>
+                <m:t xml:space="preserve">x</m:t>
+              </m:r>
+            </m:e>
+          </m:d>
           <m:r>
-            <m:t xml:space="preserve">A^i(x) = Σ_(λ=1,2) ∫ d³k/(2π)³ (2ω_k)^(−1/2) [ ε_λ^i(k) a_(k,λ) e^(−ik·x) + ε_λ^i(k) a_(k,λ)† e^(+ik·x) ],    ω_k = |k|</m:t>
+            <m:t xml:space="preserve">=</m:t>
+          </m:r>
+          <m:sSub>
+            <m:e>
+              <m:r>
+                <m:t xml:space="preserve">Σ</m:t>
+              </m:r>
+            </m:e>
+            <m:sub>
+              <m:r>
+                <m:t xml:space="preserve">λ</m:t>
+              </m:r>
+              <m:r>
+                <m:t xml:space="preserve">=</m:t>
+              </m:r>
+              <m:r>
+                <m:t xml:space="preserve">1</m:t>
+              </m:r>
+              <m:r>
+                <m:t xml:space="preserve">,</m:t>
+              </m:r>
+              <m:r>
+                <m:t xml:space="preserve">2</m:t>
+              </m:r>
+            </m:sub>
+          </m:sSub>
+          <m:r>
+            <m:t xml:space="preserve"> </m:t>
+          </m:r>
+          <m:r>
+            <m:t xml:space="preserve">∫</m:t>
+          </m:r>
+          <m:r>
+            <m:t xml:space="preserve"> </m:t>
+          </m:r>
+          <m:f>
+            <m:num>
+              <m:sSup>
+                <m:e>
+                  <m:r>
+                    <m:t xml:space="preserve">d</m:t>
+                  </m:r>
+                </m:e>
+                <m:sup>
+                  <m:r>
+                    <m:t xml:space="preserve">3</m:t>
+                  </m:r>
+                </m:sup>
+              </m:sSup>
+              <m:r>
+                <m:t xml:space="preserve">k</m:t>
+              </m:r>
+            </m:num>
+            <m:den>
+              <m:sSup>
+                <m:e>
+                  <m:d>
+                    <m:dPr/>
+                    <m:e>
+                      <m:r>
+                        <m:t xml:space="preserve">2π</m:t>
+                      </m:r>
+                    </m:e>
+                  </m:d>
+                </m:e>
+                <m:sup>
+                  <m:r>
+                    <m:t xml:space="preserve">3</m:t>
+                  </m:r>
+                </m:sup>
+              </m:sSup>
+            </m:den>
+          </m:f>
+          <m:r>
+            <m:t xml:space="preserve"> </m:t>
+          </m:r>
+          <m:sSup>
+            <m:e>
+              <m:d>
+                <m:dPr/>
+                <m:e>
+                  <m:sSub>
+                    <m:e>
+                      <m:r>
+                        <m:t xml:space="preserve">2ω</m:t>
+                      </m:r>
+                    </m:e>
+                    <m:sub>
+                      <m:r>
+                        <m:t xml:space="preserve">k</m:t>
+                      </m:r>
+                    </m:sub>
+                  </m:sSub>
+                </m:e>
+              </m:d>
+            </m:e>
+            <m:sup>
+              <m:r>
+                <m:t xml:space="preserve">−</m:t>
+              </m:r>
+              <m:f>
+                <m:num>
+                  <m:r>
+                    <m:t xml:space="preserve">1</m:t>
+                  </m:r>
+                </m:num>
+                <m:den>
+                  <m:r>
+                    <m:t xml:space="preserve">2</m:t>
+                  </m:r>
+                </m:den>
+              </m:f>
+            </m:sup>
+          </m:sSup>
+          <m:r>
+            <m:t xml:space="preserve"> </m:t>
+          </m:r>
+          <m:d>
+            <m:dPr>
+              <m:begChr m:val="["/>
+              <m:endChr m:val="]"/>
+            </m:dPr>
+            <m:e>
+              <m:sSubSup>
+                <m:e>
+                  <m:r>
+                    <m:t xml:space="preserve">ε</m:t>
+                  </m:r>
+                </m:e>
+                <m:sub>
+                  <m:r>
+                    <m:t xml:space="preserve">λ</m:t>
+                  </m:r>
+                </m:sub>
+                <m:sup>
+                  <m:r>
+                    <m:t xml:space="preserve">i</m:t>
+                  </m:r>
+                </m:sup>
+              </m:sSubSup>
+              <m:d>
+                <m:dPr/>
+                <m:e>
+                  <m:r>
+                    <m:t xml:space="preserve">k</m:t>
+                  </m:r>
+                </m:e>
+              </m:d>
+              <m:r>
+                <m:t xml:space="preserve"> </m:t>
+              </m:r>
+              <m:sSub>
+                <m:e>
+                  <m:r>
+                    <m:t xml:space="preserve">a</m:t>
+                  </m:r>
+                </m:e>
+                <m:sub>
+                  <m:r>
+                    <m:t xml:space="preserve">k</m:t>
+                  </m:r>
+                  <m:r>
+                    <m:t xml:space="preserve">,</m:t>
+                  </m:r>
+                  <m:r>
+                    <m:t xml:space="preserve">λ</m:t>
+                  </m:r>
+                </m:sub>
+              </m:sSub>
+              <m:r>
+                <m:t xml:space="preserve"> </m:t>
+              </m:r>
+              <m:sSup>
+                <m:e>
+                  <m:r>
+                    <m:t xml:space="preserve">e</m:t>
+                  </m:r>
+                </m:e>
+                <m:sup>
+                  <m:r>
+                    <m:t xml:space="preserve">−</m:t>
+                  </m:r>
+                  <m:r>
+                    <m:t xml:space="preserve">ik</m:t>
+                  </m:r>
+                  <m:r>
+                    <m:t xml:space="preserve">·</m:t>
+                  </m:r>
+                  <m:r>
+                    <m:t xml:space="preserve">x</m:t>
+                  </m:r>
+                </m:sup>
+              </m:sSup>
+              <m:r>
+                <m:t xml:space="preserve">+</m:t>
+              </m:r>
+              <m:sSubSup>
+                <m:e>
+                  <m:r>
+                    <m:t xml:space="preserve">ε</m:t>
+                  </m:r>
+                </m:e>
+                <m:sub>
+                  <m:r>
+                    <m:t xml:space="preserve">λ</m:t>
+                  </m:r>
+                </m:sub>
+                <m:sup>
+                  <m:r>
+                    <m:t xml:space="preserve">i</m:t>
+                  </m:r>
+                </m:sup>
+              </m:sSubSup>
+              <m:d>
+                <m:dPr/>
+                <m:e>
+                  <m:r>
+                    <m:t xml:space="preserve">k</m:t>
+                  </m:r>
+                </m:e>
+              </m:d>
+              <m:r>
+                <m:t xml:space="preserve"> </m:t>
+              </m:r>
+              <m:sSub>
+                <m:e>
+                  <m:r>
+                    <m:t xml:space="preserve">a</m:t>
+                  </m:r>
+                </m:e>
+                <m:sub>
+                  <m:r>
+                    <m:t xml:space="preserve">k</m:t>
+                  </m:r>
+                  <m:r>
+                    <m:t xml:space="preserve">,</m:t>
+                  </m:r>
+                  <m:r>
+                    <m:t xml:space="preserve">λ</m:t>
+                  </m:r>
+                </m:sub>
+              </m:sSub>
+              <m:r>
+                <m:t xml:space="preserve">†</m:t>
+              </m:r>
+              <m:r>
+                <m:t xml:space="preserve"> </m:t>
+              </m:r>
+              <m:sSup>
+                <m:e>
+                  <m:r>
+                    <m:t xml:space="preserve">e</m:t>
+                  </m:r>
+                </m:e>
+                <m:sup>
+                  <m:r>
+                    <m:t xml:space="preserve">+</m:t>
+                  </m:r>
+                  <m:r>
+                    <m:t xml:space="preserve">ik</m:t>
+                  </m:r>
+                  <m:r>
+                    <m:t xml:space="preserve">·</m:t>
+                  </m:r>
+                  <m:r>
+                    <m:t xml:space="preserve">x</m:t>
+                  </m:r>
+                </m:sup>
+              </m:sSup>
+            </m:e>
+          </m:d>
+          <m:r>
+            <m:t xml:space="preserve">,</m:t>
+          </m:r>
+          <m:sSub>
+            <m:e>
+              <m:r>
+                <m:t xml:space="preserve">ω</m:t>
+              </m:r>
+            </m:e>
+            <m:sub>
+              <m:r>
+                <m:t xml:space="preserve">k</m:t>
+              </m:r>
+            </m:sub>
+          </m:sSub>
+          <m:r>
+            <m:t xml:space="preserve">=</m:t>
+          </m:r>
+          <m:r>
+            <m:t xml:space="preserve">|</m:t>
+          </m:r>
+          <m:r>
+            <m:t xml:space="preserve">k</m:t>
+          </m:r>
+          <m:r>
+            <m:t xml:space="preserve">|</m:t>
           </m:r>
         </m:oMath>
       </m:oMathPara>
@@ -712,9 +1269,298 @@
       </w:pPr>
       <m:oMathPara>
         <m:oMath>
+          <m:sSup>
+            <m:e>
+              <m:r>
+                <m:t xml:space="preserve">E</m:t>
+              </m:r>
+            </m:e>
+            <m:sup>
+              <m:r>
+                <m:t xml:space="preserve">i</m:t>
+              </m:r>
+            </m:sup>
+          </m:sSup>
+          <m:d>
+            <m:dPr/>
+            <m:e>
+              <m:r>
+                <m:t xml:space="preserve">x</m:t>
+              </m:r>
+            </m:e>
+          </m:d>
           <m:r>
-            <m:t xml:space="preserve">E^i(x) = Σ_λ ∫ d³k/(2π)³ (ω_k/2)^(1/2) i [ ε_λ^i(k) a_(k,λ) e^(−ik·x) − ε_λ^i(k) a_(k,λ)† e^(+ik·x) ]</m:t>
+            <m:t xml:space="preserve">=</m:t>
           </m:r>
+          <m:sSub>
+            <m:e>
+              <m:r>
+                <m:t xml:space="preserve">Σ</m:t>
+              </m:r>
+            </m:e>
+            <m:sub>
+              <m:r>
+                <m:t xml:space="preserve">λ</m:t>
+              </m:r>
+            </m:sub>
+          </m:sSub>
+          <m:r>
+            <m:t xml:space="preserve"> </m:t>
+          </m:r>
+          <m:r>
+            <m:t xml:space="preserve">∫</m:t>
+          </m:r>
+          <m:r>
+            <m:t xml:space="preserve"> </m:t>
+          </m:r>
+          <m:f>
+            <m:num>
+              <m:sSup>
+                <m:e>
+                  <m:r>
+                    <m:t xml:space="preserve">d</m:t>
+                  </m:r>
+                </m:e>
+                <m:sup>
+                  <m:r>
+                    <m:t xml:space="preserve">3</m:t>
+                  </m:r>
+                </m:sup>
+              </m:sSup>
+              <m:r>
+                <m:t xml:space="preserve">k</m:t>
+              </m:r>
+            </m:num>
+            <m:den>
+              <m:sSup>
+                <m:e>
+                  <m:d>
+                    <m:dPr/>
+                    <m:e>
+                      <m:r>
+                        <m:t xml:space="preserve">2π</m:t>
+                      </m:r>
+                    </m:e>
+                  </m:d>
+                </m:e>
+                <m:sup>
+                  <m:r>
+                    <m:t xml:space="preserve">3</m:t>
+                  </m:r>
+                </m:sup>
+              </m:sSup>
+            </m:den>
+          </m:f>
+          <m:r>
+            <m:t xml:space="preserve"> </m:t>
+          </m:r>
+          <m:sSup>
+            <m:e>
+              <m:d>
+                <m:dPr/>
+                <m:e>
+                  <m:f>
+                    <m:num>
+                      <m:sSub>
+                        <m:e>
+                          <m:r>
+                            <m:t xml:space="preserve">ω</m:t>
+                          </m:r>
+                        </m:e>
+                        <m:sub>
+                          <m:r>
+                            <m:t xml:space="preserve">k</m:t>
+                          </m:r>
+                        </m:sub>
+                      </m:sSub>
+                    </m:num>
+                    <m:den>
+                      <m:r>
+                        <m:t xml:space="preserve">2</m:t>
+                      </m:r>
+                    </m:den>
+                  </m:f>
+                </m:e>
+              </m:d>
+            </m:e>
+            <m:sup>
+              <m:f>
+                <m:num>
+                  <m:r>
+                    <m:t xml:space="preserve">1</m:t>
+                  </m:r>
+                </m:num>
+                <m:den>
+                  <m:r>
+                    <m:t xml:space="preserve">2</m:t>
+                  </m:r>
+                </m:den>
+              </m:f>
+            </m:sup>
+          </m:sSup>
+          <m:r>
+            <m:t xml:space="preserve"> </m:t>
+          </m:r>
+          <m:r>
+            <m:t xml:space="preserve">i</m:t>
+          </m:r>
+          <m:r>
+            <m:t xml:space="preserve"> </m:t>
+          </m:r>
+          <m:d>
+            <m:dPr>
+              <m:begChr m:val="["/>
+              <m:endChr m:val="]"/>
+            </m:dPr>
+            <m:e>
+              <m:sSubSup>
+                <m:e>
+                  <m:r>
+                    <m:t xml:space="preserve">ε</m:t>
+                  </m:r>
+                </m:e>
+                <m:sub>
+                  <m:r>
+                    <m:t xml:space="preserve">λ</m:t>
+                  </m:r>
+                </m:sub>
+                <m:sup>
+                  <m:r>
+                    <m:t xml:space="preserve">i</m:t>
+                  </m:r>
+                </m:sup>
+              </m:sSubSup>
+              <m:d>
+                <m:dPr/>
+                <m:e>
+                  <m:r>
+                    <m:t xml:space="preserve">k</m:t>
+                  </m:r>
+                </m:e>
+              </m:d>
+              <m:r>
+                <m:t xml:space="preserve"> </m:t>
+              </m:r>
+              <m:sSub>
+                <m:e>
+                  <m:r>
+                    <m:t xml:space="preserve">a</m:t>
+                  </m:r>
+                </m:e>
+                <m:sub>
+                  <m:r>
+                    <m:t xml:space="preserve">k</m:t>
+                  </m:r>
+                  <m:r>
+                    <m:t xml:space="preserve">,</m:t>
+                  </m:r>
+                  <m:r>
+                    <m:t xml:space="preserve">λ</m:t>
+                  </m:r>
+                </m:sub>
+              </m:sSub>
+              <m:r>
+                <m:t xml:space="preserve"> </m:t>
+              </m:r>
+              <m:sSup>
+                <m:e>
+                  <m:r>
+                    <m:t xml:space="preserve">e</m:t>
+                  </m:r>
+                </m:e>
+                <m:sup>
+                  <m:r>
+                    <m:t xml:space="preserve">−</m:t>
+                  </m:r>
+                  <m:r>
+                    <m:t xml:space="preserve">ik</m:t>
+                  </m:r>
+                  <m:r>
+                    <m:t xml:space="preserve">·</m:t>
+                  </m:r>
+                  <m:r>
+                    <m:t xml:space="preserve">x</m:t>
+                  </m:r>
+                </m:sup>
+              </m:sSup>
+              <m:r>
+                <m:t xml:space="preserve">−</m:t>
+              </m:r>
+              <m:sSubSup>
+                <m:e>
+                  <m:r>
+                    <m:t xml:space="preserve">ε</m:t>
+                  </m:r>
+                </m:e>
+                <m:sub>
+                  <m:r>
+                    <m:t xml:space="preserve">λ</m:t>
+                  </m:r>
+                </m:sub>
+                <m:sup>
+                  <m:r>
+                    <m:t xml:space="preserve">i</m:t>
+                  </m:r>
+                </m:sup>
+              </m:sSubSup>
+              <m:d>
+                <m:dPr/>
+                <m:e>
+                  <m:r>
+                    <m:t xml:space="preserve">k</m:t>
+                  </m:r>
+                </m:e>
+              </m:d>
+              <m:r>
+                <m:t xml:space="preserve"> </m:t>
+              </m:r>
+              <m:sSub>
+                <m:e>
+                  <m:r>
+                    <m:t xml:space="preserve">a</m:t>
+                  </m:r>
+                </m:e>
+                <m:sub>
+                  <m:r>
+                    <m:t xml:space="preserve">k</m:t>
+                  </m:r>
+                  <m:r>
+                    <m:t xml:space="preserve">,</m:t>
+                  </m:r>
+                  <m:r>
+                    <m:t xml:space="preserve">λ</m:t>
+                  </m:r>
+                </m:sub>
+              </m:sSub>
+              <m:r>
+                <m:t xml:space="preserve">†</m:t>
+              </m:r>
+              <m:r>
+                <m:t xml:space="preserve"> </m:t>
+              </m:r>
+              <m:sSup>
+                <m:e>
+                  <m:r>
+                    <m:t xml:space="preserve">e</m:t>
+                  </m:r>
+                </m:e>
+                <m:sup>
+                  <m:r>
+                    <m:t xml:space="preserve">+</m:t>
+                  </m:r>
+                  <m:r>
+                    <m:t xml:space="preserve">ik</m:t>
+                  </m:r>
+                  <m:r>
+                    <m:t xml:space="preserve">·</m:t>
+                  </m:r>
+                  <m:r>
+                    <m:t xml:space="preserve">x</m:t>
+                  </m:r>
+                </m:sup>
+              </m:sSup>
+            </m:e>
+          </m:d>
         </m:oMath>
       </m:oMathPara>
     </w:p>
@@ -764,8 +1610,231 @@
       </w:pPr>
       <m:oMathPara>
         <m:oMath>
+          <m:d>
+            <m:dPr>
+              <m:begChr m:val="["/>
+              <m:endChr m:val="]"/>
+            </m:dPr>
+            <m:e>
+              <m:sSub>
+                <m:e>
+                  <m:r>
+                    <m:t xml:space="preserve">a</m:t>
+                  </m:r>
+                </m:e>
+                <m:sub>
+                  <m:r>
+                    <m:t xml:space="preserve">k</m:t>
+                  </m:r>
+                  <m:r>
+                    <m:t xml:space="preserve">,</m:t>
+                  </m:r>
+                  <m:r>
+                    <m:t xml:space="preserve">λ</m:t>
+                  </m:r>
+                </m:sub>
+              </m:sSub>
+              <m:r>
+                <m:t xml:space="preserve">,</m:t>
+              </m:r>
+              <m:sSub>
+                <m:e>
+                  <m:r>
+                    <m:t xml:space="preserve">a</m:t>
+                  </m:r>
+                </m:e>
+                <m:sub>
+                  <m:r>
+                    <m:t xml:space="preserve">k′</m:t>
+                  </m:r>
+                  <m:r>
+                    <m:t xml:space="preserve">,</m:t>
+                  </m:r>
+                  <m:r>
+                    <m:t xml:space="preserve">λ′</m:t>
+                  </m:r>
+                </m:sub>
+              </m:sSub>
+              <m:r>
+                <m:t xml:space="preserve">†</m:t>
+              </m:r>
+            </m:e>
+          </m:d>
           <m:r>
-            <m:t xml:space="preserve">[a_(k,λ), a_(k′,λ′)†] = (2π)³ δ³(k − k′) δ_(λλ′),    [a_(k,λ), a_(k′,λ′)] = [a_(k,λ)†, a_(k′,λ′)†] = 0</m:t>
+            <m:t xml:space="preserve">=</m:t>
+          </m:r>
+          <m:sSup>
+            <m:e>
+              <m:d>
+                <m:dPr/>
+                <m:e>
+                  <m:r>
+                    <m:t xml:space="preserve">2π</m:t>
+                  </m:r>
+                </m:e>
+              </m:d>
+            </m:e>
+            <m:sup>
+              <m:r>
+                <m:t xml:space="preserve">3</m:t>
+              </m:r>
+            </m:sup>
+          </m:sSup>
+          <m:r>
+            <m:t xml:space="preserve"> </m:t>
+          </m:r>
+          <m:sSup>
+            <m:e>
+              <m:r>
+                <m:t xml:space="preserve">δ</m:t>
+              </m:r>
+            </m:e>
+            <m:sup>
+              <m:r>
+                <m:t xml:space="preserve">3</m:t>
+              </m:r>
+            </m:sup>
+          </m:sSup>
+          <m:d>
+            <m:dPr/>
+            <m:e>
+              <m:r>
+                <m:t xml:space="preserve">k</m:t>
+              </m:r>
+              <m:r>
+                <m:t xml:space="preserve">−</m:t>
+              </m:r>
+              <m:r>
+                <m:t xml:space="preserve">k′</m:t>
+              </m:r>
+            </m:e>
+          </m:d>
+          <m:r>
+            <m:t xml:space="preserve"> </m:t>
+          </m:r>
+          <m:sSub>
+            <m:e>
+              <m:r>
+                <m:t xml:space="preserve">δ</m:t>
+              </m:r>
+            </m:e>
+            <m:sub>
+              <m:r>
+                <m:t xml:space="preserve">λλ′</m:t>
+              </m:r>
+            </m:sub>
+          </m:sSub>
+          <m:r>
+            <m:t xml:space="preserve">,</m:t>
+          </m:r>
+          <m:d>
+            <m:dPr>
+              <m:begChr m:val="["/>
+              <m:endChr m:val="]"/>
+            </m:dPr>
+            <m:e>
+              <m:sSub>
+                <m:e>
+                  <m:r>
+                    <m:t xml:space="preserve">a</m:t>
+                  </m:r>
+                </m:e>
+                <m:sub>
+                  <m:r>
+                    <m:t xml:space="preserve">k</m:t>
+                  </m:r>
+                  <m:r>
+                    <m:t xml:space="preserve">,</m:t>
+                  </m:r>
+                  <m:r>
+                    <m:t xml:space="preserve">λ</m:t>
+                  </m:r>
+                </m:sub>
+              </m:sSub>
+              <m:r>
+                <m:t xml:space="preserve">,</m:t>
+              </m:r>
+              <m:sSub>
+                <m:e>
+                  <m:r>
+                    <m:t xml:space="preserve">a</m:t>
+                  </m:r>
+                </m:e>
+                <m:sub>
+                  <m:r>
+                    <m:t xml:space="preserve">k′</m:t>
+                  </m:r>
+                  <m:r>
+                    <m:t xml:space="preserve">,</m:t>
+                  </m:r>
+                  <m:r>
+                    <m:t xml:space="preserve">λ′</m:t>
+                  </m:r>
+                </m:sub>
+              </m:sSub>
+            </m:e>
+          </m:d>
+          <m:r>
+            <m:t xml:space="preserve">=</m:t>
+          </m:r>
+          <m:d>
+            <m:dPr>
+              <m:begChr m:val="["/>
+              <m:endChr m:val="]"/>
+            </m:dPr>
+            <m:e>
+              <m:sSub>
+                <m:e>
+                  <m:r>
+                    <m:t xml:space="preserve">a</m:t>
+                  </m:r>
+                </m:e>
+                <m:sub>
+                  <m:r>
+                    <m:t xml:space="preserve">k</m:t>
+                  </m:r>
+                  <m:r>
+                    <m:t xml:space="preserve">,</m:t>
+                  </m:r>
+                  <m:r>
+                    <m:t xml:space="preserve">λ</m:t>
+                  </m:r>
+                </m:sub>
+              </m:sSub>
+              <m:r>
+                <m:t xml:space="preserve">†</m:t>
+              </m:r>
+              <m:r>
+                <m:t xml:space="preserve">,</m:t>
+              </m:r>
+              <m:sSub>
+                <m:e>
+                  <m:r>
+                    <m:t xml:space="preserve">a</m:t>
+                  </m:r>
+                </m:e>
+                <m:sub>
+                  <m:r>
+                    <m:t xml:space="preserve">k′</m:t>
+                  </m:r>
+                  <m:r>
+                    <m:t xml:space="preserve">,</m:t>
+                  </m:r>
+                  <m:r>
+                    <m:t xml:space="preserve">λ′</m:t>
+                  </m:r>
+                </m:sub>
+              </m:sSub>
+              <m:r>
+                <m:t xml:space="preserve">†</m:t>
+              </m:r>
+            </m:e>
+          </m:d>
+          <m:r>
+            <m:t xml:space="preserve">=</m:t>
+          </m:r>
+          <m:r>
+            <m:t xml:space="preserve">0</m:t>
           </m:r>
         </m:oMath>
       </m:oMathPara>
@@ -782,9 +1851,289 @@
       </w:pPr>
       <m:oMathPara>
         <m:oMath>
+          <m:d>
+            <m:dPr>
+              <m:begChr m:val="["/>
+              <m:endChr m:val="]"/>
+            </m:dPr>
+            <m:e>
+              <m:sSup>
+                <m:e>
+                  <m:r>
+                    <m:t xml:space="preserve">A</m:t>
+                  </m:r>
+                </m:e>
+                <m:sup>
+                  <m:r>
+                    <m:t xml:space="preserve">i</m:t>
+                  </m:r>
+                </m:sup>
+              </m:sSup>
+              <m:d>
+                <m:dPr/>
+                <m:e>
+                  <m:r>
+                    <m:t xml:space="preserve">t</m:t>
+                  </m:r>
+                  <m:r>
+                    <m:t xml:space="preserve">,</m:t>
+                  </m:r>
+                  <m:r>
+                    <m:t xml:space="preserve">x</m:t>
+                  </m:r>
+                </m:e>
+              </m:d>
+              <m:r>
+                <m:t xml:space="preserve">,</m:t>
+              </m:r>
+              <m:sSup>
+                <m:e>
+                  <m:r>
+                    <m:t xml:space="preserve">E</m:t>
+                  </m:r>
+                </m:e>
+                <m:sup>
+                  <m:r>
+                    <m:t xml:space="preserve">j</m:t>
+                  </m:r>
+                </m:sup>
+              </m:sSup>
+              <m:d>
+                <m:dPr/>
+                <m:e>
+                  <m:r>
+                    <m:t xml:space="preserve">t</m:t>
+                  </m:r>
+                  <m:r>
+                    <m:t xml:space="preserve">,</m:t>
+                  </m:r>
+                  <m:r>
+                    <m:t xml:space="preserve">y</m:t>
+                  </m:r>
+                </m:e>
+              </m:d>
+            </m:e>
+          </m:d>
           <m:r>
-            <m:t xml:space="preserve">[A^i(t, x), E^j(t, y)] = i ∫ d³k/(2π)³ Σ_λ ε_λ^i(k)ε_λ^j(k) e^(ik·(x−y)) = i [ δ^(ij) δ³(x − y) ] ^T</m:t>
+            <m:t xml:space="preserve">=</m:t>
           </m:r>
+          <m:r>
+            <m:t xml:space="preserve">i</m:t>
+          </m:r>
+          <m:r>
+            <m:t xml:space="preserve"> </m:t>
+          </m:r>
+          <m:r>
+            <m:t xml:space="preserve">∫</m:t>
+          </m:r>
+          <m:r>
+            <m:t xml:space="preserve"> </m:t>
+          </m:r>
+          <m:f>
+            <m:num>
+              <m:sSup>
+                <m:e>
+                  <m:r>
+                    <m:t xml:space="preserve">d</m:t>
+                  </m:r>
+                </m:e>
+                <m:sup>
+                  <m:r>
+                    <m:t xml:space="preserve">3</m:t>
+                  </m:r>
+                </m:sup>
+              </m:sSup>
+              <m:r>
+                <m:t xml:space="preserve">k</m:t>
+              </m:r>
+            </m:num>
+            <m:den>
+              <m:sSup>
+                <m:e>
+                  <m:d>
+                    <m:dPr/>
+                    <m:e>
+                      <m:r>
+                        <m:t xml:space="preserve">2π</m:t>
+                      </m:r>
+                    </m:e>
+                  </m:d>
+                </m:e>
+                <m:sup>
+                  <m:r>
+                    <m:t xml:space="preserve">3</m:t>
+                  </m:r>
+                </m:sup>
+              </m:sSup>
+            </m:den>
+          </m:f>
+          <m:r>
+            <m:t xml:space="preserve"> </m:t>
+          </m:r>
+          <m:sSub>
+            <m:e>
+              <m:r>
+                <m:t xml:space="preserve">Σ</m:t>
+              </m:r>
+            </m:e>
+            <m:sub>
+              <m:r>
+                <m:t xml:space="preserve">λ</m:t>
+              </m:r>
+            </m:sub>
+          </m:sSub>
+          <m:r>
+            <m:t xml:space="preserve"> </m:t>
+          </m:r>
+          <m:sSubSup>
+            <m:e>
+              <m:r>
+                <m:t xml:space="preserve">ε</m:t>
+              </m:r>
+            </m:e>
+            <m:sub>
+              <m:r>
+                <m:t xml:space="preserve">λ</m:t>
+              </m:r>
+            </m:sub>
+            <m:sup>
+              <m:r>
+                <m:t xml:space="preserve">i</m:t>
+              </m:r>
+            </m:sup>
+          </m:sSubSup>
+          <m:d>
+            <m:dPr/>
+            <m:e>
+              <m:r>
+                <m:t xml:space="preserve">k</m:t>
+              </m:r>
+            </m:e>
+          </m:d>
+          <m:sSubSup>
+            <m:e>
+              <m:r>
+                <m:t xml:space="preserve">ε</m:t>
+              </m:r>
+            </m:e>
+            <m:sub>
+              <m:r>
+                <m:t xml:space="preserve">λ</m:t>
+              </m:r>
+            </m:sub>
+            <m:sup>
+              <m:r>
+                <m:t xml:space="preserve">j</m:t>
+              </m:r>
+            </m:sup>
+          </m:sSubSup>
+          <m:d>
+            <m:dPr/>
+            <m:e>
+              <m:r>
+                <m:t xml:space="preserve">k</m:t>
+              </m:r>
+            </m:e>
+          </m:d>
+          <m:r>
+            <m:t xml:space="preserve"> </m:t>
+          </m:r>
+          <m:sSup>
+            <m:e>
+              <m:r>
+                <m:t xml:space="preserve">e</m:t>
+              </m:r>
+            </m:e>
+            <m:sup>
+              <m:r>
+                <m:t xml:space="preserve">ik</m:t>
+              </m:r>
+              <m:r>
+                <m:t xml:space="preserve">·</m:t>
+              </m:r>
+              <m:d>
+                <m:dPr/>
+                <m:e>
+                  <m:r>
+                    <m:t xml:space="preserve">x</m:t>
+                  </m:r>
+                  <m:r>
+                    <m:t xml:space="preserve">−</m:t>
+                  </m:r>
+                  <m:r>
+                    <m:t xml:space="preserve">y</m:t>
+                  </m:r>
+                </m:e>
+              </m:d>
+            </m:sup>
+          </m:sSup>
+          <m:r>
+            <m:t xml:space="preserve">=</m:t>
+          </m:r>
+          <m:r>
+            <m:t xml:space="preserve">i</m:t>
+          </m:r>
+          <m:r>
+            <m:t xml:space="preserve"> </m:t>
+          </m:r>
+          <m:sSup>
+            <m:e>
+              <m:d>
+                <m:dPr>
+                  <m:begChr m:val="["/>
+                  <m:endChr m:val="]"/>
+                </m:dPr>
+                <m:e>
+                  <m:sSup>
+                    <m:e>
+                      <m:r>
+                        <m:t xml:space="preserve">δ</m:t>
+                      </m:r>
+                    </m:e>
+                    <m:sup>
+                      <m:r>
+                        <m:t xml:space="preserve">ij</m:t>
+                      </m:r>
+                    </m:sup>
+                  </m:sSup>
+                  <m:r>
+                    <m:t xml:space="preserve"> </m:t>
+                  </m:r>
+                  <m:sSup>
+                    <m:e>
+                      <m:r>
+                        <m:t xml:space="preserve">δ</m:t>
+                      </m:r>
+                    </m:e>
+                    <m:sup>
+                      <m:r>
+                        <m:t xml:space="preserve">3</m:t>
+                      </m:r>
+                    </m:sup>
+                  </m:sSup>
+                  <m:d>
+                    <m:dPr/>
+                    <m:e>
+                      <m:r>
+                        <m:t xml:space="preserve">x</m:t>
+                      </m:r>
+                      <m:r>
+                        <m:t xml:space="preserve">−</m:t>
+                      </m:r>
+                      <m:r>
+                        <m:t xml:space="preserve">y</m:t>
+                      </m:r>
+                    </m:e>
+                  </m:d>
+                </m:e>
+              </m:d>
+            </m:e>
+            <m:sup>
+              <m:r>
+                <m:t xml:space="preserve">T</m:t>
+              </m:r>
+            </m:sup>
+          </m:sSup>
         </m:oMath>
       </m:oMathPara>
     </w:p>
@@ -808,9 +2157,131 @@
       </w:pPr>
       <m:oMathPara>
         <m:oMath>
+          <m:sSub>
+            <m:e>
+              <m:r>
+                <m:t xml:space="preserve">Σ</m:t>
+              </m:r>
+            </m:e>
+            <m:sub>
+              <m:r>
+                <m:t xml:space="preserve">λ</m:t>
+              </m:r>
+              <m:r>
+                <m:t xml:space="preserve">=</m:t>
+              </m:r>
+              <m:r>
+                <m:t xml:space="preserve">1</m:t>
+              </m:r>
+              <m:r>
+                <m:t xml:space="preserve">,</m:t>
+              </m:r>
+              <m:r>
+                <m:t xml:space="preserve">2</m:t>
+              </m:r>
+            </m:sub>
+          </m:sSub>
           <m:r>
-            <m:t xml:space="preserve">Σ_(λ=1,2) ε_λ^i(k) ε_λ^j(k) = δ^(ij) − k̂^i k̂^j</m:t>
+            <m:t xml:space="preserve"> </m:t>
           </m:r>
+          <m:sSubSup>
+            <m:e>
+              <m:r>
+                <m:t xml:space="preserve">ε</m:t>
+              </m:r>
+            </m:e>
+            <m:sub>
+              <m:r>
+                <m:t xml:space="preserve">λ</m:t>
+              </m:r>
+            </m:sub>
+            <m:sup>
+              <m:r>
+                <m:t xml:space="preserve">i</m:t>
+              </m:r>
+            </m:sup>
+          </m:sSubSup>
+          <m:d>
+            <m:dPr/>
+            <m:e>
+              <m:r>
+                <m:t xml:space="preserve">k</m:t>
+              </m:r>
+            </m:e>
+          </m:d>
+          <m:r>
+            <m:t xml:space="preserve"> </m:t>
+          </m:r>
+          <m:sSubSup>
+            <m:e>
+              <m:r>
+                <m:t xml:space="preserve">ε</m:t>
+              </m:r>
+            </m:e>
+            <m:sub>
+              <m:r>
+                <m:t xml:space="preserve">λ</m:t>
+              </m:r>
+            </m:sub>
+            <m:sup>
+              <m:r>
+                <m:t xml:space="preserve">j</m:t>
+              </m:r>
+            </m:sup>
+          </m:sSubSup>
+          <m:d>
+            <m:dPr/>
+            <m:e>
+              <m:r>
+                <m:t xml:space="preserve">k</m:t>
+              </m:r>
+            </m:e>
+          </m:d>
+          <m:r>
+            <m:t xml:space="preserve">=</m:t>
+          </m:r>
+          <m:sSup>
+            <m:e>
+              <m:r>
+                <m:t xml:space="preserve">δ</m:t>
+              </m:r>
+            </m:e>
+            <m:sup>
+              <m:r>
+                <m:t xml:space="preserve">ij</m:t>
+              </m:r>
+            </m:sup>
+          </m:sSup>
+          <m:r>
+            <m:t xml:space="preserve">−</m:t>
+          </m:r>
+          <m:sSup>
+            <m:e>
+              <m:r>
+                <m:t xml:space="preserve">k̂</m:t>
+              </m:r>
+            </m:e>
+            <m:sup>
+              <m:r>
+                <m:t xml:space="preserve">i</m:t>
+              </m:r>
+            </m:sup>
+          </m:sSup>
+          <m:r>
+            <m:t xml:space="preserve"> </m:t>
+          </m:r>
+          <m:sSup>
+            <m:e>
+              <m:r>
+                <m:t xml:space="preserve">k̂</m:t>
+              </m:r>
+            </m:e>
+            <m:sup>
+              <m:r>
+                <m:t xml:space="preserve">j</m:t>
+              </m:r>
+            </m:sup>
+          </m:sSup>
         </m:oMath>
       </m:oMathPara>
     </w:p>
@@ -853,8 +2324,142 @@
       <m:oMathPara>
         <m:oMath>
           <m:r>
-            <m:t xml:space="preserve">H = Σ_(λ=1,2) ∫ d³k/(2π)³ ω_k a_(k,λ)† a_(k,λ)</m:t>
+            <m:t xml:space="preserve">H</m:t>
           </m:r>
+          <m:r>
+            <m:t xml:space="preserve">=</m:t>
+          </m:r>
+          <m:sSub>
+            <m:e>
+              <m:r>
+                <m:t xml:space="preserve">Σ</m:t>
+              </m:r>
+            </m:e>
+            <m:sub>
+              <m:r>
+                <m:t xml:space="preserve">λ</m:t>
+              </m:r>
+              <m:r>
+                <m:t xml:space="preserve">=</m:t>
+              </m:r>
+              <m:r>
+                <m:t xml:space="preserve">1</m:t>
+              </m:r>
+              <m:r>
+                <m:t xml:space="preserve">,</m:t>
+              </m:r>
+              <m:r>
+                <m:t xml:space="preserve">2</m:t>
+              </m:r>
+            </m:sub>
+          </m:sSub>
+          <m:r>
+            <m:t xml:space="preserve"> </m:t>
+          </m:r>
+          <m:r>
+            <m:t xml:space="preserve">∫</m:t>
+          </m:r>
+          <m:r>
+            <m:t xml:space="preserve"> </m:t>
+          </m:r>
+          <m:f>
+            <m:num>
+              <m:sSup>
+                <m:e>
+                  <m:r>
+                    <m:t xml:space="preserve">d</m:t>
+                  </m:r>
+                </m:e>
+                <m:sup>
+                  <m:r>
+                    <m:t xml:space="preserve">3</m:t>
+                  </m:r>
+                </m:sup>
+              </m:sSup>
+              <m:r>
+                <m:t xml:space="preserve">k</m:t>
+              </m:r>
+            </m:num>
+            <m:den>
+              <m:sSup>
+                <m:e>
+                  <m:d>
+                    <m:dPr/>
+                    <m:e>
+                      <m:r>
+                        <m:t xml:space="preserve">2π</m:t>
+                      </m:r>
+                    </m:e>
+                  </m:d>
+                </m:e>
+                <m:sup>
+                  <m:r>
+                    <m:t xml:space="preserve">3</m:t>
+                  </m:r>
+                </m:sup>
+              </m:sSup>
+            </m:den>
+          </m:f>
+          <m:r>
+            <m:t xml:space="preserve"> </m:t>
+          </m:r>
+          <m:sSub>
+            <m:e>
+              <m:r>
+                <m:t xml:space="preserve">ω</m:t>
+              </m:r>
+            </m:e>
+            <m:sub>
+              <m:r>
+                <m:t xml:space="preserve">k</m:t>
+              </m:r>
+            </m:sub>
+          </m:sSub>
+          <m:r>
+            <m:t xml:space="preserve"> </m:t>
+          </m:r>
+          <m:sSub>
+            <m:e>
+              <m:r>
+                <m:t xml:space="preserve">a</m:t>
+              </m:r>
+            </m:e>
+            <m:sub>
+              <m:r>
+                <m:t xml:space="preserve">k</m:t>
+              </m:r>
+              <m:r>
+                <m:t xml:space="preserve">,</m:t>
+              </m:r>
+              <m:r>
+                <m:t xml:space="preserve">λ</m:t>
+              </m:r>
+            </m:sub>
+          </m:sSub>
+          <m:r>
+            <m:t xml:space="preserve">†</m:t>
+          </m:r>
+          <m:r>
+            <m:t xml:space="preserve"> </m:t>
+          </m:r>
+          <m:sSub>
+            <m:e>
+              <m:r>
+                <m:t xml:space="preserve">a</m:t>
+              </m:r>
+            </m:e>
+            <m:sub>
+              <m:r>
+                <m:t xml:space="preserve">k</m:t>
+              </m:r>
+              <m:r>
+                <m:t xml:space="preserve">,</m:t>
+              </m:r>
+              <m:r>
+                <m:t xml:space="preserve">λ</m:t>
+              </m:r>
+            </m:sub>
+          </m:sSub>
         </m:oMath>
       </m:oMathPara>
     </w:p>
@@ -905,8 +2510,95 @@
       <m:oMathPara>
         <m:oMath>
           <m:r>
-            <m:t xml:space="preserve">⟨0| A^i(x) |k, λ⟩ = ε_λ^i(k) e^(−ik·x)</m:t>
+            <m:t xml:space="preserve">⟨0</m:t>
           </m:r>
+          <m:r>
+            <m:t xml:space="preserve">|</m:t>
+          </m:r>
+          <m:sSup>
+            <m:e>
+              <m:r>
+                <m:t xml:space="preserve">A</m:t>
+              </m:r>
+            </m:e>
+            <m:sup>
+              <m:r>
+                <m:t xml:space="preserve">i</m:t>
+              </m:r>
+            </m:sup>
+          </m:sSup>
+          <m:d>
+            <m:dPr/>
+            <m:e>
+              <m:r>
+                <m:t xml:space="preserve">x</m:t>
+              </m:r>
+            </m:e>
+          </m:d>
+          <m:r>
+            <m:t xml:space="preserve">|</m:t>
+          </m:r>
+          <m:r>
+            <m:t xml:space="preserve">k</m:t>
+          </m:r>
+          <m:r>
+            <m:t xml:space="preserve">,</m:t>
+          </m:r>
+          <m:r>
+            <m:t xml:space="preserve">λ⟩</m:t>
+          </m:r>
+          <m:r>
+            <m:t xml:space="preserve">=</m:t>
+          </m:r>
+          <m:sSubSup>
+            <m:e>
+              <m:r>
+                <m:t xml:space="preserve">ε</m:t>
+              </m:r>
+            </m:e>
+            <m:sub>
+              <m:r>
+                <m:t xml:space="preserve">λ</m:t>
+              </m:r>
+            </m:sub>
+            <m:sup>
+              <m:r>
+                <m:t xml:space="preserve">i</m:t>
+              </m:r>
+            </m:sup>
+          </m:sSubSup>
+          <m:d>
+            <m:dPr/>
+            <m:e>
+              <m:r>
+                <m:t xml:space="preserve">k</m:t>
+              </m:r>
+            </m:e>
+          </m:d>
+          <m:r>
+            <m:t xml:space="preserve"> </m:t>
+          </m:r>
+          <m:sSup>
+            <m:e>
+              <m:r>
+                <m:t xml:space="preserve">e</m:t>
+              </m:r>
+            </m:e>
+            <m:sup>
+              <m:r>
+                <m:t xml:space="preserve">−</m:t>
+              </m:r>
+              <m:r>
+                <m:t xml:space="preserve">ik</m:t>
+              </m:r>
+              <m:r>
+                <m:t xml:space="preserve">·</m:t>
+              </m:r>
+              <m:r>
+                <m:t xml:space="preserve">x</m:t>
+              </m:r>
+            </m:sup>
+          </m:sSup>
         </m:oMath>
       </m:oMathPara>
     </w:p>
@@ -982,9 +2674,139 @@
       </w:pPr>
       <m:oMathPara>
         <m:oMath>
+          <m:sSub>
+            <m:e>
+              <m:r>
+                <m:t xml:space="preserve">Σ</m:t>
+              </m:r>
+            </m:e>
+            <m:sub>
+              <m:r>
+                <m:t xml:space="preserve">λ</m:t>
+              </m:r>
+            </m:sub>
+          </m:sSub>
           <m:r>
-            <m:t xml:space="preserve">Σ_λ ε_λ^μ(k) ε_λ^ν(k) → −g^μν    (inside an amplitude contracted with conserved currents)</m:t>
+            <m:t xml:space="preserve"> </m:t>
           </m:r>
+          <m:sSubSup>
+            <m:e>
+              <m:r>
+                <m:t xml:space="preserve">ε</m:t>
+              </m:r>
+            </m:e>
+            <m:sub>
+              <m:r>
+                <m:t xml:space="preserve">λ</m:t>
+              </m:r>
+            </m:sub>
+            <m:sup>
+              <m:r>
+                <m:t xml:space="preserve">μ</m:t>
+              </m:r>
+            </m:sup>
+          </m:sSubSup>
+          <m:d>
+            <m:dPr/>
+            <m:e>
+              <m:r>
+                <m:t xml:space="preserve">k</m:t>
+              </m:r>
+            </m:e>
+          </m:d>
+          <m:r>
+            <m:t xml:space="preserve"> </m:t>
+          </m:r>
+          <m:sSubSup>
+            <m:e>
+              <m:r>
+                <m:t xml:space="preserve">ε</m:t>
+              </m:r>
+            </m:e>
+            <m:sub>
+              <m:r>
+                <m:t xml:space="preserve">λ</m:t>
+              </m:r>
+            </m:sub>
+            <m:sup>
+              <m:r>
+                <m:t xml:space="preserve">ν</m:t>
+              </m:r>
+            </m:sup>
+          </m:sSubSup>
+          <m:d>
+            <m:dPr/>
+            <m:e>
+              <m:r>
+                <m:t xml:space="preserve">k</m:t>
+              </m:r>
+            </m:e>
+          </m:d>
+          <m:r>
+            <m:t xml:space="preserve">→</m:t>
+          </m:r>
+          <m:r>
+            <m:t xml:space="preserve">−</m:t>
+          </m:r>
+          <m:sSup>
+            <m:e>
+              <m:r>
+                <m:t xml:space="preserve">g</m:t>
+              </m:r>
+            </m:e>
+            <m:sup>
+              <m:r>
+                <m:t xml:space="preserve">μν</m:t>
+              </m:r>
+            </m:sup>
+          </m:sSup>
+          <m:r>
+            <m:t xml:space="preserve"> </m:t>
+          </m:r>
+          <m:d>
+            <m:dPr/>
+            <m:e>
+              <m:r>
+                <m:t xml:space="preserve">inside</m:t>
+              </m:r>
+              <m:r>
+                <m:t xml:space="preserve"> </m:t>
+              </m:r>
+              <m:r>
+                <m:t xml:space="preserve">an</m:t>
+              </m:r>
+              <m:r>
+                <m:t xml:space="preserve"> </m:t>
+              </m:r>
+              <m:r>
+                <m:t xml:space="preserve">amplitude</m:t>
+              </m:r>
+              <m:r>
+                <m:t xml:space="preserve"> </m:t>
+              </m:r>
+              <m:r>
+                <m:t xml:space="preserve">contracted</m:t>
+              </m:r>
+              <m:r>
+                <m:t xml:space="preserve"> </m:t>
+              </m:r>
+              <m:r>
+                <m:t xml:space="preserve">with</m:t>
+              </m:r>
+              <m:r>
+                <m:t xml:space="preserve"> </m:t>
+              </m:r>
+              <m:r>
+                <m:t xml:space="preserve">conserved</m:t>
+              </m:r>
+              <m:r>
+                <m:t xml:space="preserve"> </m:t>
+              </m:r>
+              <m:r>
+                <m:t xml:space="preserve">currents</m:t>
+              </m:r>
+            </m:e>
+          </m:d>
         </m:oMath>
       </m:oMathPara>
     </w:p>
